--- a/proactive-english-a2-b2-sy/out/PE-A2-B2-SY_Unit13_StudentsBook.docx
+++ b/proactive-english-a2-b2-sy/out/PE-A2-B2-SY_Unit13_StudentsBook.docx
@@ -15515,7 +15515,7 @@
                 <w:sz w:val="22"/>
                 <w:szCs w:val="22"/>
               </w:rPr>
-              <w:t xml:space="preserve"> I have been to the Citadel more times than I can count, because I grew up ten minutes from it. I have taken about two thousand photographs of it and I have never taken a good one. Last year I walked down a street I had never seen before, and it was four minutes from my mother's house. That is what a city is.</w:t>
+              <w:t xml:space="preserve"> I have been to the Citadel more times than I can count, because I grew up ten minutes from it. I have taken about two thousand photographs of it and I have never taken a good one. Last year I walked down a street I did not know at all, and it was four minutes from my mother's house. That is what a city is.</w:t>
             </w:r>
           </w:p>
           <w:p>
